--- a/examples/Mestre/Manuscrito-modular.docx
+++ b/examples/Mestre/Manuscrito-modular.docx
@@ -14,7 +14,7 @@
     </w:p>
     <w:p>
       <w:r>
-        <w:t>Esses turistas.. São tão curiosos.</w:t>
+        <w:t>Essas máquinas.. São tão barulhentas.</w:t>
       </w:r>
     </w:p>
     <w:p>
@@ -44,7 +44,7 @@
     </w:p>
     <w:p>
       <w:r>
-        <w:t>Não treina amanhã nem nos três dias seguintes. Está suspenso por três dias.</w:t>
+        <w:t>Não trabalha amanhã nem nos três dias seguintes. Está afastado por três dias.</w:t>
       </w:r>
     </w:p>
     <w:p>
